--- a/docs/PrepPilot_Synopsis.docx
+++ b/docs/PrepPilot_Synopsis.docx
@@ -1980,7 +1980,7 @@
           <w:i w:val="0"/>
           <w:sz w:val="24"/>
         </w:rPr>
-        <w:t xml:space="preserve"> Wozniak and Gorzelanczyk [3] proposed SM-2, which assigns each item an ease factor and an interval, grows the interval on successful recall and resets it on failure. It remains the basis of widely used revision software, notably Anki. PrepPilot implements SM-2 in full, but its review screen presently offers four fixed intervals instead, because an adaptive schedule changes its button labels on every review and a student cannot learn what a given option will do. The SM-2 statistics are still maintained, preserving the record needed to adopt adaptive scheduling later.</w:t>
+        <w:t xml:space="preserve"> Wozniak and Gorzelanczyk [3] proposed SM-2, which assigns each item an ease factor and an interval, grows the interval on successful recall and resets it on failure. It remains the basis of widely used revision software, notably Anki. PrepPilot implements SM-2 in full, but its review screen presently offers three fixed intervals (one, two and four days) instead, because an adaptive schedule changes its button labels on every review and a student cannot learn what a given option will do. The SM-2 statistics are still maintained, preserving the record needed to adopt adaptive scheduling later.</w:t>
       </w:r>
     </w:p>
     <w:p>
@@ -2460,7 +2460,7 @@
           <w:i w:val="0"/>
           <w:sz w:val="24"/>
         </w:rPr>
-        <w:t>The expected outcome is a working Android application, and this has been achieved. The delivered system provides a four-level syllabus tracker with topic-weighted progress; three study timer modes recording sessions against the syllabus with Pomodoro break time excluded; a dashboard reporting completion, study time and streaks; flashcards, notes and reminders bound to the syllabus; a Focus Mode that states its own platform limits in the interface; an AI assistant providing explanation, summarisation and quiz generation through a server-side proxy; twenty-two bundled syllabus templates; support for multiple concurrent courses; and cross-device synchronisation with deterministic conflict resolution, every user's data isolated at the database by Row Level Security. Correctness is evidenced by an automated suite of 1,799 tests across 80 suites, all passing under continuous integration, and the application has been built as an Android package and tested on a physical device. Known limitations are documented rather than concealed: flashcard review uses fixed intervals rather than adaptive scheduling, the local database is not encrypted, browser-build reminders do not survive the tab closing, and testing has not been systematic across Android versions and manufacturer battery-optimisation policies.</w:t>
+        <w:t>The expected outcome is a working Android application, and this has been achieved. The delivered system provides a four-level syllabus tracker with topic-weighted progress; three study timer modes recording sessions against the syllabus with Pomodoro break time excluded; a dashboard reporting completion, study time and streaks; flashcards, notes and reminders bound to the syllabus; a Focus Mode that states its own platform limits in the interface; an AI assistant providing explanation, summarisation and quiz generation through a server-side proxy, which can also read a photographed page; twenty-two syllabus templates and a course builder; multiple courses; and automatic cross-device synchronisation with deterministic conflict resolution, each user's data isolated by Row Level Security. Correctness is evidenced by 1,934 automated tests across 91 suites, all passing under continuous integration, and the application has been built as an Android package and tested on a physical device against the live cloud project. Known limitations are documented rather than concealed: flashcard review uses fixed intervals rather than adaptive scheduling, the local database is not encrypted, browser-build reminders do not survive the tab closing, and testing has not been systematic across Android versions and manufacturer battery-optimisation policies.</w:t>
       </w:r>
     </w:p>
     <w:p>
